--- a/fise/Fisa_3_Detectivul_de_surse.docx
+++ b/fise/Fisa_3_Detectivul_de_surse.docx
@@ -424,6 +424,70 @@
           </w:p>
         </w:tc>
       </w:tr>
+      <w:tr>
+        <w:trPr>
+          <w:cantSplit/>
+        </w:trPr>
+        <w:tc>
+          <w:tcPr>
+            <w:tcW w:type="dxa" w:w="2041"/>
+            <w:tcBorders>
+              <w:top w:val="single" w:sz="4" w:color="808080"/>
+              <w:left w:val="single" w:sz="4" w:color="808080"/>
+              <w:bottom w:val="single" w:sz="4" w:color="808080"/>
+              <w:right w:val="single" w:sz="4" w:color="808080"/>
+            </w:tcBorders>
+            <w:tcMar>
+              <w:top w:w="60" w:type="dxa"/>
+              <w:left w:w="100" w:type="dxa"/>
+              <w:bottom w:w="60" w:type="dxa"/>
+              <w:right w:w="100" w:type="dxa"/>
+            </w:tcMar>
+          </w:tcPr>
+          <w:p>
+            <w:pPr>
+              <w:spacing w:before="40" w:after="40"/>
+            </w:pPr>
+            <w:r>
+              <w:rPr>
+                <w:rFonts w:ascii="Cambria" w:hAnsi="Cambria" w:cs="Cambria" w:eastAsia="Cambria"/>
+                <w:b/>
+                <w:sz w:val="22"/>
+              </w:rPr>
+              <w:t>Fișier de pornire</w:t>
+            </w:r>
+          </w:p>
+        </w:tc>
+        <w:tc>
+          <w:tcPr>
+            <w:tcW w:type="dxa" w:w="8164"/>
+            <w:tcBorders>
+              <w:top w:val="single" w:sz="4" w:color="808080"/>
+              <w:left w:val="single" w:sz="4" w:color="808080"/>
+              <w:bottom w:val="single" w:sz="4" w:color="808080"/>
+              <w:right w:val="single" w:sz="4" w:color="808080"/>
+            </w:tcBorders>
+            <w:tcMar>
+              <w:top w:w="60" w:type="dxa"/>
+              <w:left w:w="100" w:type="dxa"/>
+              <w:bottom w:w="60" w:type="dxa"/>
+              <w:right w:w="100" w:type="dxa"/>
+            </w:tcMar>
+          </w:tcPr>
+          <w:p>
+            <w:pPr>
+              <w:spacing w:before="40" w:after="40"/>
+            </w:pPr>
+            <w:r>
+              <w:rPr>
+                <w:rFonts w:ascii="Cambria" w:hAnsi="Cambria" w:cs="Cambria" w:eastAsia="Cambria"/>
+                <w:sz w:val="22"/>
+              </w:rPr>
+              <w:t>T03_Surse_PORNIRE.docx (îl descarci de pe site, din fișa temei)</w:t>
+            </w:r>
+          </w:p>
+        </w:tc>
+      </w:tr>
     </w:tbl>
     <w:p>
       <w:pPr>
@@ -481,7 +545,7 @@
           <w:rFonts w:ascii="Cambria" w:hAnsi="Cambria" w:cs="Cambria" w:eastAsia="Cambria"/>
           <w:sz w:val="24"/>
         </w:rPr>
-        <w:t>, nu pe baza primului rezultat din Google. Apoi îi explici lui Radu, pe scurt, ce ai aflat.</w:t>
+        <w:t>, nu pe baza primului rezultat din Google. Apoi îi explici lui Radu, în 3 propoziții, ce ai aflat.</w:t>
       </w:r>
     </w:p>
     <w:p>
@@ -518,29 +582,28 @@
           <w:b/>
           <w:sz w:val="24"/>
         </w:rPr>
-        <w:t>Citește mesajul</w:t>
+        <w:t>Descarcă fișierul de pornire</w:t>
       </w:r>
       <w:r>
         <w:rPr>
           <w:rFonts w:ascii="Cambria" w:hAnsi="Cambria" w:cs="Cambria" w:eastAsia="Cambria"/>
           <w:sz w:val="24"/>
         </w:rPr>
-        <w:t xml:space="preserve"> din fila </w:t>
+        <w:t xml:space="preserve"> de pe site și salvează-l ca </w:t>
       </w:r>
       <w:r>
         <w:rPr>
-          <w:rFonts w:ascii="Cambria" w:hAnsi="Cambria" w:cs="Cambria" w:eastAsia="Cambria"/>
-          <w:i/>
-          <w:sz w:val="24"/>
+          <w:rFonts w:ascii="Consolas" w:hAnsi="Consolas" w:cs="Consolas" w:eastAsia="Consolas"/>
+          <w:sz w:val="22"/>
         </w:rPr>
-        <w:t>Exemplu</w:t>
+        <w:t>T03_Surse_Nume_Prenume.docx</w:t>
       </w:r>
       <w:r>
         <w:rPr>
           <w:rFonts w:ascii="Cambria" w:hAnsi="Cambria" w:cs="Cambria" w:eastAsia="Cambria"/>
           <w:sz w:val="24"/>
         </w:rPr>
-        <w:t>. Întreabă-te: ce vrea mesajul de la mine? Dacă îți cere să-l trimiți repede la mulți oameni, e deja un semnal de alarmă.</w:t>
+        <w:t>, cu numele tău. În el găsești deja: mesajul lui Radu, tabelul cu antet și începutul concluziei.</w:t>
       </w:r>
     </w:p>
     <w:p>
@@ -562,70 +625,14 @@
           <w:b/>
           <w:sz w:val="24"/>
         </w:rPr>
-        <w:t>Caută pe internet în trei feluri:</w:t>
+        <w:t>Citește mesajul</w:t>
       </w:r>
       <w:r>
         <w:rPr>
           <w:rFonts w:ascii="Cambria" w:hAnsi="Cambria" w:cs="Cambria" w:eastAsia="Cambria"/>
           <w:sz w:val="24"/>
         </w:rPr>
-        <w:t xml:space="preserve"> (1) cuvinte-cheie, ex. </w:t>
-      </w:r>
-      <w:r>
-        <w:rPr>
-          <w:rFonts w:ascii="Consolas" w:hAnsi="Consolas" w:cs="Consolas" w:eastAsia="Consolas"/>
-          <w:sz w:val="22"/>
-        </w:rPr>
-        <w:t>WhatsApp cu plată 1 decembrie</w:t>
-      </w:r>
-      <w:r>
-        <w:rPr>
-          <w:rFonts w:ascii="Cambria" w:hAnsi="Cambria" w:cs="Cambria" w:eastAsia="Cambria"/>
-          <w:sz w:val="24"/>
-        </w:rPr>
-        <w:t xml:space="preserve">; (2) expresie exactă între ghilimele, ex. </w:t>
-      </w:r>
-      <w:r>
-        <w:rPr>
-          <w:rFonts w:ascii="Consolas" w:hAnsi="Consolas" w:cs="Consolas" w:eastAsia="Consolas"/>
-          <w:sz w:val="22"/>
-        </w:rPr>
-        <w:t>"WhatsApp devine cu plată"</w:t>
-      </w:r>
-      <w:r>
-        <w:rPr>
-          <w:rFonts w:ascii="Cambria" w:hAnsi="Cambria" w:cs="Cambria" w:eastAsia="Cambria"/>
-          <w:sz w:val="24"/>
-        </w:rPr>
-        <w:t xml:space="preserve">; (3) aceleași cuvinte + </w:t>
-      </w:r>
-      <w:r>
-        <w:rPr>
-          <w:rFonts w:ascii="Consolas" w:hAnsi="Consolas" w:cs="Consolas" w:eastAsia="Consolas"/>
-          <w:sz w:val="22"/>
-        </w:rPr>
-        <w:t>fals</w:t>
-      </w:r>
-      <w:r>
-        <w:rPr>
-          <w:rFonts w:ascii="Cambria" w:hAnsi="Cambria" w:cs="Cambria" w:eastAsia="Cambria"/>
-          <w:sz w:val="24"/>
-        </w:rPr>
-        <w:t xml:space="preserve"> sau </w:t>
-      </w:r>
-      <w:r>
-        <w:rPr>
-          <w:rFonts w:ascii="Consolas" w:hAnsi="Consolas" w:cs="Consolas" w:eastAsia="Consolas"/>
-          <w:sz w:val="22"/>
-        </w:rPr>
-        <w:t>adevărat sau fals</w:t>
-      </w:r>
-      <w:r>
-        <w:rPr>
-          <w:rFonts w:ascii="Cambria" w:hAnsi="Cambria" w:cs="Cambria" w:eastAsia="Cambria"/>
-          <w:sz w:val="24"/>
-        </w:rPr>
-        <w:t>. Nu te opri la primul rezultat.</w:t>
+        <w:t xml:space="preserve"> din fișier. Dacă îți cere să-l trimiți repede la mulți oameni, e deja un semnal de alarmă.</w:t>
       </w:r>
     </w:p>
     <w:p>
@@ -647,14 +654,56 @@
           <w:b/>
           <w:sz w:val="24"/>
         </w:rPr>
-        <w:t>Alege 3 surse de tipuri diferite</w:t>
+        <w:t>Caută pe internet în două feluri:</w:t>
       </w:r>
       <w:r>
         <w:rPr>
           <w:rFonts w:ascii="Cambria" w:hAnsi="Cambria" w:cs="Cambria" w:eastAsia="Cambria"/>
           <w:sz w:val="24"/>
         </w:rPr>
-        <w:t>: de exemplu o postare pe o rețea de socializare sau un blog, un articol dintr-un site de presă și o sursă oficială (site-ul aplicației sau al unei instituții).</w:t>
+        <w:t xml:space="preserve"> (1) cuvinte-cheie, ex. </w:t>
+      </w:r>
+      <w:r>
+        <w:rPr>
+          <w:rFonts w:ascii="Consolas" w:hAnsi="Consolas" w:cs="Consolas" w:eastAsia="Consolas"/>
+          <w:sz w:val="22"/>
+        </w:rPr>
+        <w:t>WhatsApp cu plată 1 decembrie</w:t>
+      </w:r>
+      <w:r>
+        <w:rPr>
+          <w:rFonts w:ascii="Cambria" w:hAnsi="Cambria" w:cs="Cambria" w:eastAsia="Cambria"/>
+          <w:sz w:val="24"/>
+        </w:rPr>
+        <w:t xml:space="preserve">; (2) expresia exactă între ghilimele + </w:t>
+      </w:r>
+      <w:r>
+        <w:rPr>
+          <w:rFonts w:ascii="Consolas" w:hAnsi="Consolas" w:cs="Consolas" w:eastAsia="Consolas"/>
+          <w:sz w:val="22"/>
+        </w:rPr>
+        <w:t>fals</w:t>
+      </w:r>
+      <w:r>
+        <w:rPr>
+          <w:rFonts w:ascii="Cambria" w:hAnsi="Cambria" w:cs="Cambria" w:eastAsia="Cambria"/>
+          <w:sz w:val="24"/>
+        </w:rPr>
+        <w:t xml:space="preserve">, ex. </w:t>
+      </w:r>
+      <w:r>
+        <w:rPr>
+          <w:rFonts w:ascii="Consolas" w:hAnsi="Consolas" w:cs="Consolas" w:eastAsia="Consolas"/>
+          <w:sz w:val="22"/>
+        </w:rPr>
+        <w:t>"WhatsApp devine cu plată" fals</w:t>
+      </w:r>
+      <w:r>
+        <w:rPr>
+          <w:rFonts w:ascii="Cambria" w:hAnsi="Cambria" w:cs="Cambria" w:eastAsia="Cambria"/>
+          <w:sz w:val="24"/>
+        </w:rPr>
+        <w:t>. Nu te opri la primul rezultat.</w:t>
       </w:r>
     </w:p>
     <w:p>
@@ -676,28 +725,89 @@
           <w:b/>
           <w:sz w:val="24"/>
         </w:rPr>
-        <w:t>Deschide Word</w:t>
+        <w:t>Alege 3 surse de tipuri diferite</w:t>
       </w:r>
       <w:r>
         <w:rPr>
           <w:rFonts w:ascii="Cambria" w:hAnsi="Cambria" w:cs="Cambria" w:eastAsia="Cambria"/>
           <w:sz w:val="24"/>
         </w:rPr>
-        <w:t xml:space="preserve">, document nou, și salvează-l imediat ca </w:t>
+        <w:t xml:space="preserve"> (o postare pe rețea de socializare sau blog, un articol dintr-un site de presă, o sursă oficială) și completează în tabel </w:t>
       </w:r>
       <w:r>
         <w:rPr>
-          <w:rFonts w:ascii="Consolas" w:hAnsi="Consolas" w:cs="Consolas" w:eastAsia="Consolas"/>
-          <w:sz w:val="22"/>
+          <w:rFonts w:ascii="Cambria" w:hAnsi="Cambria" w:cs="Cambria" w:eastAsia="Cambria"/>
+          <w:b/>
+          <w:sz w:val="24"/>
         </w:rPr>
-        <w:t>T03_Surse_Nume_Prenume.docx</w:t>
+        <w:t>un rând pentru fiecare</w:t>
       </w:r>
       <w:r>
         <w:rPr>
           <w:rFonts w:ascii="Cambria" w:hAnsi="Cambria" w:cs="Cambria" w:eastAsia="Cambria"/>
           <w:sz w:val="24"/>
         </w:rPr>
-        <w:t xml:space="preserve"> (cu numele tău). Scrie titlul „Detectivul de surse – Nume Prenume”.</w:t>
+        <w:t xml:space="preserve">: </w:t>
+      </w:r>
+      <w:r>
+        <w:rPr>
+          <w:rFonts w:ascii="Cambria" w:hAnsi="Cambria" w:cs="Cambria" w:eastAsia="Cambria"/>
+          <w:i/>
+          <w:sz w:val="24"/>
+        </w:rPr>
+        <w:t>Sursa (nume și link)</w:t>
+      </w:r>
+      <w:r>
+        <w:rPr>
+          <w:rFonts w:ascii="Cambria" w:hAnsi="Cambria" w:cs="Cambria" w:eastAsia="Cambria"/>
+          <w:sz w:val="24"/>
+        </w:rPr>
+        <w:t xml:space="preserve">, </w:t>
+      </w:r>
+      <w:r>
+        <w:rPr>
+          <w:rFonts w:ascii="Cambria" w:hAnsi="Cambria" w:cs="Cambria" w:eastAsia="Cambria"/>
+          <w:i/>
+          <w:sz w:val="24"/>
+        </w:rPr>
+        <w:t>Cine a scris</w:t>
+      </w:r>
+      <w:r>
+        <w:rPr>
+          <w:rFonts w:ascii="Cambria" w:hAnsi="Cambria" w:cs="Cambria" w:eastAsia="Cambria"/>
+          <w:sz w:val="24"/>
+        </w:rPr>
+        <w:t xml:space="preserve">, </w:t>
+      </w:r>
+      <w:r>
+        <w:rPr>
+          <w:rFonts w:ascii="Cambria" w:hAnsi="Cambria" w:cs="Cambria" w:eastAsia="Cambria"/>
+          <w:i/>
+          <w:sz w:val="24"/>
+        </w:rPr>
+        <w:t>Citează surse?</w:t>
+      </w:r>
+      <w:r>
+        <w:rPr>
+          <w:rFonts w:ascii="Cambria" w:hAnsi="Cambria" w:cs="Cambria" w:eastAsia="Cambria"/>
+          <w:sz w:val="24"/>
+        </w:rPr>
+        <w:t xml:space="preserve"> (da / nu), </w:t>
+      </w:r>
+      <w:r>
+        <w:rPr>
+          <w:rFonts w:ascii="Cambria" w:hAnsi="Cambria" w:cs="Cambria" w:eastAsia="Cambria"/>
+          <w:i/>
+          <w:sz w:val="24"/>
+        </w:rPr>
+        <w:t>Verdict</w:t>
+      </w:r>
+      <w:r>
+        <w:rPr>
+          <w:rFonts w:ascii="Cambria" w:hAnsi="Cambria" w:cs="Cambria" w:eastAsia="Cambria"/>
+          <w:sz w:val="24"/>
+        </w:rPr>
+        <w:t xml:space="preserve"> (credibilă / necredibilă / nu pot spune + un motiv scurt, de ex. «ton alarmist»).</w:t>
       </w:r>
     </w:p>
     <w:p>
@@ -719,104 +829,14 @@
           <w:b/>
           <w:sz w:val="24"/>
         </w:rPr>
-        <w:t>Inserează un tabel real</w:t>
+        <w:t>Completează concluzia.</w:t>
       </w:r>
       <w:r>
         <w:rPr>
           <w:rFonts w:ascii="Cambria" w:hAnsi="Cambria" w:cs="Cambria" w:eastAsia="Cambria"/>
           <w:sz w:val="24"/>
         </w:rPr>
-        <w:t xml:space="preserve"> (Inserare → Tabel) cu 6 coloane și 3 rânduri + antet: </w:t>
-      </w:r>
-      <w:r>
-        <w:rPr>
-          <w:rFonts w:ascii="Cambria" w:hAnsi="Cambria" w:cs="Cambria" w:eastAsia="Cambria"/>
-          <w:i/>
-          <w:sz w:val="24"/>
-        </w:rPr>
-        <w:t>Sursa (nume și link)</w:t>
-      </w:r>
-      <w:r>
-        <w:rPr>
-          <w:rFonts w:ascii="Cambria" w:hAnsi="Cambria" w:cs="Cambria" w:eastAsia="Cambria"/>
-          <w:sz w:val="24"/>
-        </w:rPr>
-        <w:t xml:space="preserve"> | </w:t>
-      </w:r>
-      <w:r>
-        <w:rPr>
-          <w:rFonts w:ascii="Cambria" w:hAnsi="Cambria" w:cs="Cambria" w:eastAsia="Cambria"/>
-          <w:i/>
-          <w:sz w:val="24"/>
-        </w:rPr>
-        <w:t>Cine a scris</w:t>
-      </w:r>
-      <w:r>
-        <w:rPr>
-          <w:rFonts w:ascii="Cambria" w:hAnsi="Cambria" w:cs="Cambria" w:eastAsia="Cambria"/>
-          <w:sz w:val="24"/>
-        </w:rPr>
-        <w:t xml:space="preserve"> | </w:t>
-      </w:r>
-      <w:r>
-        <w:rPr>
-          <w:rFonts w:ascii="Cambria" w:hAnsi="Cambria" w:cs="Cambria" w:eastAsia="Cambria"/>
-          <w:i/>
-          <w:sz w:val="24"/>
-        </w:rPr>
-        <w:t>Data</w:t>
-      </w:r>
-      <w:r>
-        <w:rPr>
-          <w:rFonts w:ascii="Cambria" w:hAnsi="Cambria" w:cs="Cambria" w:eastAsia="Cambria"/>
-          <w:sz w:val="24"/>
-        </w:rPr>
-        <w:t xml:space="preserve"> | </w:t>
-      </w:r>
-      <w:r>
-        <w:rPr>
-          <w:rFonts w:ascii="Cambria" w:hAnsi="Cambria" w:cs="Cambria" w:eastAsia="Cambria"/>
-          <w:i/>
-          <w:sz w:val="24"/>
-        </w:rPr>
-        <w:t>Citează surse?</w:t>
-      </w:r>
-      <w:r>
-        <w:rPr>
-          <w:rFonts w:ascii="Cambria" w:hAnsi="Cambria" w:cs="Cambria" w:eastAsia="Cambria"/>
-          <w:sz w:val="24"/>
-        </w:rPr>
-        <w:t xml:space="preserve"> | </w:t>
-      </w:r>
-      <w:r>
-        <w:rPr>
-          <w:rFonts w:ascii="Cambria" w:hAnsi="Cambria" w:cs="Cambria" w:eastAsia="Cambria"/>
-          <w:i/>
-          <w:sz w:val="24"/>
-        </w:rPr>
-        <w:t>Ton</w:t>
-      </w:r>
-      <w:r>
-        <w:rPr>
-          <w:rFonts w:ascii="Cambria" w:hAnsi="Cambria" w:cs="Cambria" w:eastAsia="Cambria"/>
-          <w:sz w:val="24"/>
-        </w:rPr>
-        <w:t xml:space="preserve"> | </w:t>
-      </w:r>
-      <w:r>
-        <w:rPr>
-          <w:rFonts w:ascii="Cambria" w:hAnsi="Cambria" w:cs="Cambria" w:eastAsia="Cambria"/>
-          <w:i/>
-          <w:sz w:val="24"/>
-        </w:rPr>
-        <w:t>Verdict</w:t>
-      </w:r>
-      <w:r>
-        <w:rPr>
-          <w:rFonts w:ascii="Cambria" w:hAnsi="Cambria" w:cs="Cambria" w:eastAsia="Cambria"/>
-          <w:sz w:val="24"/>
-        </w:rPr>
-        <w:t>.</w:t>
+        <w:t xml:space="preserve"> Sub tabel sunt 3 propoziții începute: «Mesajul este…», «Mă bazez pe…», «Îi spun lui Radu să…». Termină-le cu cuvintele tale.</w:t>
       </w:r>
     </w:p>
     <w:p>
@@ -838,116 +858,14 @@
           <w:b/>
           <w:sz w:val="24"/>
         </w:rPr>
-        <w:t>Completează tabelul</w:t>
+        <w:t>Verifică lista de mai jos, salvează și trimite</w:t>
       </w:r>
       <w:r>
         <w:rPr>
           <w:rFonts w:ascii="Cambria" w:hAnsi="Cambria" w:cs="Cambria" w:eastAsia="Cambria"/>
           <w:sz w:val="24"/>
         </w:rPr>
-        <w:t xml:space="preserve"> pentru fiecare sursă. Întrebările detectivului: cine a scris? când? de unde știe? cum sună, calm sau alarmist? La </w:t>
-      </w:r>
-      <w:r>
-        <w:rPr>
-          <w:rFonts w:ascii="Cambria" w:hAnsi="Cambria" w:cs="Cambria" w:eastAsia="Cambria"/>
-          <w:i/>
-          <w:sz w:val="24"/>
-        </w:rPr>
-        <w:t>Verdict</w:t>
-      </w:r>
-      <w:r>
-        <w:rPr>
-          <w:rFonts w:ascii="Cambria" w:hAnsi="Cambria" w:cs="Cambria" w:eastAsia="Cambria"/>
-          <w:sz w:val="24"/>
-        </w:rPr>
-        <w:t xml:space="preserve"> scrie: credibilă / necredibilă / nu pot spune.</w:t>
-      </w:r>
-    </w:p>
-    <w:p>
-      <w:pPr>
-        <w:spacing w:before="0" w:after="80"/>
-        <w:ind w:left="510" w:hanging="510"/>
-      </w:pPr>
-      <w:r>
-        <w:rPr>
-          <w:rFonts w:ascii="Cambria" w:hAnsi="Cambria" w:cs="Cambria" w:eastAsia="Cambria"/>
-          <w:sz w:val="24"/>
-        </w:rPr>
-        <w:t>7.</w:t>
-        <w:tab/>
-      </w:r>
-      <w:r>
-        <w:rPr>
-          <w:rFonts w:ascii="Cambria" w:hAnsi="Cambria" w:cs="Cambria" w:eastAsia="Cambria"/>
-          <w:b/>
-          <w:sz w:val="24"/>
-        </w:rPr>
-        <w:t>Verificare încrucișată:</w:t>
-      </w:r>
-      <w:r>
-        <w:rPr>
-          <w:rFonts w:ascii="Cambria" w:hAnsi="Cambria" w:cs="Cambria" w:eastAsia="Cambria"/>
-          <w:sz w:val="24"/>
-        </w:rPr>
-        <w:t xml:space="preserve"> mai caută o a doua confirmare (alt site sau un site care verifică știri false) și notează într-o propoziție dacă se potrivește cu ce ai găsit.</w:t>
-      </w:r>
-    </w:p>
-    <w:p>
-      <w:pPr>
-        <w:spacing w:before="0" w:after="80"/>
-        <w:ind w:left="510" w:hanging="510"/>
-      </w:pPr>
-      <w:r>
-        <w:rPr>
-          <w:rFonts w:ascii="Cambria" w:hAnsi="Cambria" w:cs="Cambria" w:eastAsia="Cambria"/>
-          <w:sz w:val="24"/>
-        </w:rPr>
-        <w:t>8.</w:t>
-        <w:tab/>
-      </w:r>
-      <w:r>
-        <w:rPr>
-          <w:rFonts w:ascii="Cambria" w:hAnsi="Cambria" w:cs="Cambria" w:eastAsia="Cambria"/>
-          <w:b/>
-          <w:sz w:val="24"/>
-        </w:rPr>
-        <w:t>Scrie concluzia, 3–4 propoziții</w:t>
-      </w:r>
-      <w:r>
-        <w:rPr>
-          <w:rFonts w:ascii="Cambria" w:hAnsi="Cambria" w:cs="Cambria" w:eastAsia="Cambria"/>
-          <w:sz w:val="24"/>
-        </w:rPr>
-        <w:t xml:space="preserve"> sub tabel: este mesajul adevărat? pe ce te bazezi? ce îi spui lui Radu să facă?</w:t>
-      </w:r>
-    </w:p>
-    <w:p>
-      <w:pPr>
-        <w:spacing w:before="0" w:after="80"/>
-        <w:ind w:left="510" w:hanging="510"/>
-      </w:pPr>
-      <w:r>
-        <w:rPr>
-          <w:rFonts w:ascii="Cambria" w:hAnsi="Cambria" w:cs="Cambria" w:eastAsia="Cambria"/>
-          <w:sz w:val="24"/>
-        </w:rPr>
-        <w:t>9.</w:t>
-        <w:tab/>
-      </w:r>
-      <w:r>
-        <w:rPr>
-          <w:rFonts w:ascii="Cambria" w:hAnsi="Cambria" w:cs="Cambria" w:eastAsia="Cambria"/>
-          <w:b/>
-          <w:sz w:val="24"/>
-        </w:rPr>
-        <w:t>Adaugă lista surselor</w:t>
-      </w:r>
-      <w:r>
-        <w:rPr>
-          <w:rFonts w:ascii="Cambria" w:hAnsi="Cambria" w:cs="Cambria" w:eastAsia="Cambria"/>
-          <w:sz w:val="24"/>
-        </w:rPr>
-        <w:t>: cele 3 linkuri, cu numele site-ului și data la care le-ai deschis. Salvează documentul și trimite-l (vezi mai jos).</w:t>
+        <w:t xml:space="preserve"> documentul (vezi „Cum predai”).</w:t>
       </w:r>
     </w:p>
     <w:p>
@@ -1076,7 +994,7 @@
           <w:b/>
           <w:sz w:val="24"/>
         </w:rPr>
-        <w:t>Cele 5 întrebări ale detectivului</w:t>
+        <w:t>Cele 4 întrebări ale detectivului</w:t>
       </w:r>
     </w:p>
     <w:p>
@@ -1106,35 +1024,6 @@
           <w:sz w:val="24"/>
         </w:rPr>
         <w:t xml:space="preserve"> a scris? (nume, instituție sau «anonim»)</w:t>
-      </w:r>
-    </w:p>
-    <w:p>
-      <w:pPr>
-        <w:spacing w:before="0" w:after="40"/>
-        <w:ind w:left="510" w:hanging="283"/>
-      </w:pPr>
-      <w:r>
-        <w:rPr>
-          <w:rFonts w:ascii="Cambria" w:hAnsi="Cambria" w:cs="Cambria" w:eastAsia="Cambria"/>
-          <w:sz w:val="24"/>
-        </w:rPr>
-        <w:t>•</w:t>
-        <w:tab/>
-      </w:r>
-      <w:r>
-        <w:rPr>
-          <w:rFonts w:ascii="Cambria" w:hAnsi="Cambria" w:cs="Cambria" w:eastAsia="Cambria"/>
-          <w:b/>
-          <w:sz w:val="24"/>
-        </w:rPr>
-        <w:t>Când</w:t>
-      </w:r>
-      <w:r>
-        <w:rPr>
-          <w:rFonts w:ascii="Cambria" w:hAnsi="Cambria" w:cs="Cambria" w:eastAsia="Cambria"/>
-          <w:sz w:val="24"/>
-        </w:rPr>
-        <w:t xml:space="preserve"> a fost scris? (data apare sau lipsește)</w:t>
       </w:r>
     </w:p>
     <w:p>
@@ -1246,12 +1135,10 @@
         <w:tblLook w:firstColumn="1" w:firstRow="1" w:lastColumn="0" w:lastRow="0" w:noHBand="0" w:noVBand="1" w:val="04A0"/>
       </w:tblPr>
       <w:tblGrid>
-        <w:gridCol w:w="2154"/>
-        <w:gridCol w:w="1701"/>
-        <w:gridCol w:w="1134"/>
-        <w:gridCol w:w="1587"/>
-        <w:gridCol w:w="1814"/>
-        <w:gridCol w:w="1814"/>
+        <w:gridCol w:w="2551"/>
+        <w:gridCol w:w="2551"/>
+        <w:gridCol w:w="2551"/>
+        <w:gridCol w:w="2551"/>
       </w:tblGrid>
       <w:tr>
         <w:trPr>
@@ -1259,7 +1146,7 @@
         </w:trPr>
         <w:tc>
           <w:tcPr>
-            <w:tcW w:type="dxa" w:w="2154"/>
+            <w:tcW w:type="dxa" w:w="2551"/>
             <w:tcBorders>
               <w:top w:val="single" w:sz="4" w:color="808080"/>
               <w:left w:val="single" w:sz="4" w:color="808080"/>
@@ -1290,7 +1177,7 @@
         </w:tc>
         <w:tc>
           <w:tcPr>
-            <w:tcW w:type="dxa" w:w="1701"/>
+            <w:tcW w:type="dxa" w:w="2551"/>
             <w:tcBorders>
               <w:top w:val="single" w:sz="4" w:color="808080"/>
               <w:left w:val="single" w:sz="4" w:color="808080"/>
@@ -1321,38 +1208,7 @@
         </w:tc>
         <w:tc>
           <w:tcPr>
-            <w:tcW w:type="dxa" w:w="1134"/>
-            <w:tcBorders>
-              <w:top w:val="single" w:sz="4" w:color="808080"/>
-              <w:left w:val="single" w:sz="4" w:color="808080"/>
-              <w:bottom w:val="single" w:sz="4" w:color="808080"/>
-              <w:right w:val="single" w:sz="4" w:color="808080"/>
-            </w:tcBorders>
-            <w:tcMar>
-              <w:top w:w="60" w:type="dxa"/>
-              <w:left w:w="100" w:type="dxa"/>
-              <w:bottom w:w="60" w:type="dxa"/>
-              <w:right w:w="100" w:type="dxa"/>
-            </w:tcMar>
-            <w:shd w:val="clear" w:color="auto" w:fill="D9E2F3"/>
-          </w:tcPr>
-          <w:p>
-            <w:pPr>
-              <w:spacing w:before="40" w:after="40"/>
-            </w:pPr>
-            <w:r>
-              <w:rPr>
-                <w:rFonts w:ascii="Cambria" w:hAnsi="Cambria" w:cs="Cambria" w:eastAsia="Cambria"/>
-                <w:b/>
-                <w:sz w:val="21"/>
-              </w:rPr>
-              <w:t>Data</w:t>
-            </w:r>
-          </w:p>
-        </w:tc>
-        <w:tc>
-          <w:tcPr>
-            <w:tcW w:type="dxa" w:w="1587"/>
+            <w:tcW w:type="dxa" w:w="2551"/>
             <w:tcBorders>
               <w:top w:val="single" w:sz="4" w:color="808080"/>
               <w:left w:val="single" w:sz="4" w:color="808080"/>
@@ -1383,7 +1239,7 @@
         </w:tc>
         <w:tc>
           <w:tcPr>
-            <w:tcW w:type="dxa" w:w="1814"/>
+            <w:tcW w:type="dxa" w:w="2551"/>
             <w:tcBorders>
               <w:top w:val="single" w:sz="4" w:color="808080"/>
               <w:left w:val="single" w:sz="4" w:color="808080"/>
@@ -1408,38 +1264,7 @@
                 <w:b/>
                 <w:sz w:val="21"/>
               </w:rPr>
-              <w:t>Ton</w:t>
-            </w:r>
-          </w:p>
-        </w:tc>
-        <w:tc>
-          <w:tcPr>
-            <w:tcW w:type="dxa" w:w="1814"/>
-            <w:tcBorders>
-              <w:top w:val="single" w:sz="4" w:color="808080"/>
-              <w:left w:val="single" w:sz="4" w:color="808080"/>
-              <w:bottom w:val="single" w:sz="4" w:color="808080"/>
-              <w:right w:val="single" w:sz="4" w:color="808080"/>
-            </w:tcBorders>
-            <w:tcMar>
-              <w:top w:w="60" w:type="dxa"/>
-              <w:left w:w="100" w:type="dxa"/>
-              <w:bottom w:w="60" w:type="dxa"/>
-              <w:right w:w="100" w:type="dxa"/>
-            </w:tcMar>
-            <w:shd w:val="clear" w:color="auto" w:fill="D9E2F3"/>
-          </w:tcPr>
-          <w:p>
-            <w:pPr>
-              <w:spacing w:before="40" w:after="40"/>
-            </w:pPr>
-            <w:r>
-              <w:rPr>
-                <w:rFonts w:ascii="Cambria" w:hAnsi="Cambria" w:cs="Cambria" w:eastAsia="Cambria"/>
-                <w:b/>
-                <w:sz w:val="21"/>
-              </w:rPr>
-              <w:t>Verdict</w:t>
+              <w:t>Verdict (și de ce)</w:t>
             </w:r>
           </w:p>
         </w:tc>
@@ -1450,7 +1275,7 @@
         </w:trPr>
         <w:tc>
           <w:tcPr>
-            <w:tcW w:type="dxa" w:w="2154"/>
+            <w:tcW w:type="dxa" w:w="2551"/>
             <w:tcBorders>
               <w:top w:val="single" w:sz="4" w:color="808080"/>
               <w:left w:val="single" w:sz="4" w:color="808080"/>
@@ -1479,7 +1304,7 @@
         </w:tc>
         <w:tc>
           <w:tcPr>
-            <w:tcW w:type="dxa" w:w="1701"/>
+            <w:tcW w:type="dxa" w:w="2551"/>
             <w:tcBorders>
               <w:top w:val="single" w:sz="4" w:color="808080"/>
               <w:left w:val="single" w:sz="4" w:color="808080"/>
@@ -1508,36 +1333,7 @@
         </w:tc>
         <w:tc>
           <w:tcPr>
-            <w:tcW w:type="dxa" w:w="1134"/>
-            <w:tcBorders>
-              <w:top w:val="single" w:sz="4" w:color="808080"/>
-              <w:left w:val="single" w:sz="4" w:color="808080"/>
-              <w:bottom w:val="single" w:sz="4" w:color="808080"/>
-              <w:right w:val="single" w:sz="4" w:color="808080"/>
-            </w:tcBorders>
-            <w:tcMar>
-              <w:top w:w="60" w:type="dxa"/>
-              <w:left w:w="100" w:type="dxa"/>
-              <w:bottom w:w="60" w:type="dxa"/>
-              <w:right w:w="100" w:type="dxa"/>
-            </w:tcMar>
-          </w:tcPr>
-          <w:p>
-            <w:pPr>
-              <w:spacing w:before="40" w:after="40"/>
-            </w:pPr>
-            <w:r>
-              <w:rPr>
-                <w:rFonts w:ascii="Cambria" w:hAnsi="Cambria" w:cs="Cambria" w:eastAsia="Cambria"/>
-                <w:sz w:val="21"/>
-              </w:rPr>
-              <w:t>lipsește</w:t>
-            </w:r>
-          </w:p>
-        </w:tc>
-        <w:tc>
-          <w:tcPr>
-            <w:tcW w:type="dxa" w:w="1587"/>
+            <w:tcW w:type="dxa" w:w="2551"/>
             <w:tcBorders>
               <w:top w:val="single" w:sz="4" w:color="808080"/>
               <w:left w:val="single" w:sz="4" w:color="808080"/>
@@ -1566,7 +1362,7 @@
         </w:tc>
         <w:tc>
           <w:tcPr>
-            <w:tcW w:type="dxa" w:w="1814"/>
+            <w:tcW w:type="dxa" w:w="2551"/>
             <w:tcBorders>
               <w:top w:val="single" w:sz="4" w:color="808080"/>
               <w:left w:val="single" w:sz="4" w:color="808080"/>
@@ -1589,36 +1385,7 @@
                 <w:rFonts w:ascii="Cambria" w:hAnsi="Cambria" w:cs="Cambria" w:eastAsia="Cambria"/>
                 <w:sz w:val="21"/>
               </w:rPr>
-              <w:t>alarmist, MAJUSCULE</w:t>
-            </w:r>
-          </w:p>
-        </w:tc>
-        <w:tc>
-          <w:tcPr>
-            <w:tcW w:type="dxa" w:w="1814"/>
-            <w:tcBorders>
-              <w:top w:val="single" w:sz="4" w:color="808080"/>
-              <w:left w:val="single" w:sz="4" w:color="808080"/>
-              <w:bottom w:val="single" w:sz="4" w:color="808080"/>
-              <w:right w:val="single" w:sz="4" w:color="808080"/>
-            </w:tcBorders>
-            <w:tcMar>
-              <w:top w:w="60" w:type="dxa"/>
-              <w:left w:w="100" w:type="dxa"/>
-              <w:bottom w:w="60" w:type="dxa"/>
-              <w:right w:w="100" w:type="dxa"/>
-            </w:tcMar>
-          </w:tcPr>
-          <w:p>
-            <w:pPr>
-              <w:spacing w:before="40" w:after="40"/>
-            </w:pPr>
-            <w:r>
-              <w:rPr>
-                <w:rFonts w:ascii="Cambria" w:hAnsi="Cambria" w:cs="Cambria" w:eastAsia="Cambria"/>
-                <w:sz w:val="21"/>
-              </w:rPr>
-              <w:t>necredibilă</w:t>
+              <w:t>necredibilă – ton alarmist, MAJUSCULE</w:t>
             </w:r>
           </w:p>
         </w:tc>
@@ -1629,7 +1396,7 @@
         </w:trPr>
         <w:tc>
           <w:tcPr>
-            <w:tcW w:type="dxa" w:w="2154"/>
+            <w:tcW w:type="dxa" w:w="2551"/>
             <w:tcBorders>
               <w:top w:val="single" w:sz="4" w:color="808080"/>
               <w:left w:val="single" w:sz="4" w:color="808080"/>
@@ -1658,7 +1425,7 @@
         </w:tc>
         <w:tc>
           <w:tcPr>
-            <w:tcW w:type="dxa" w:w="1701"/>
+            <w:tcW w:type="dxa" w:w="2551"/>
             <w:tcBorders>
               <w:top w:val="single" w:sz="4" w:color="808080"/>
               <w:left w:val="single" w:sz="4" w:color="808080"/>
@@ -1687,36 +1454,7 @@
         </w:tc>
         <w:tc>
           <w:tcPr>
-            <w:tcW w:type="dxa" w:w="1134"/>
-            <w:tcBorders>
-              <w:top w:val="single" w:sz="4" w:color="808080"/>
-              <w:left w:val="single" w:sz="4" w:color="808080"/>
-              <w:bottom w:val="single" w:sz="4" w:color="808080"/>
-              <w:right w:val="single" w:sz="4" w:color="808080"/>
-            </w:tcBorders>
-            <w:tcMar>
-              <w:top w:w="60" w:type="dxa"/>
-              <w:left w:w="100" w:type="dxa"/>
-              <w:bottom w:w="60" w:type="dxa"/>
-              <w:right w:w="100" w:type="dxa"/>
-            </w:tcMar>
-          </w:tcPr>
-          <w:p>
-            <w:pPr>
-              <w:spacing w:before="40" w:after="40"/>
-            </w:pPr>
-            <w:r>
-              <w:rPr>
-                <w:rFonts w:ascii="Cambria" w:hAnsi="Cambria" w:cs="Cambria" w:eastAsia="Cambria"/>
-                <w:sz w:val="21"/>
-              </w:rPr>
-              <w:t>apare</w:t>
-            </w:r>
-          </w:p>
-        </w:tc>
-        <w:tc>
-          <w:tcPr>
-            <w:tcW w:type="dxa" w:w="1587"/>
+            <w:tcW w:type="dxa" w:w="2551"/>
             <w:tcBorders>
               <w:top w:val="single" w:sz="4" w:color="808080"/>
               <w:left w:val="single" w:sz="4" w:color="808080"/>
@@ -1745,7 +1483,7 @@
         </w:tc>
         <w:tc>
           <w:tcPr>
-            <w:tcW w:type="dxa" w:w="1814"/>
+            <w:tcW w:type="dxa" w:w="2551"/>
             <w:tcBorders>
               <w:top w:val="single" w:sz="4" w:color="808080"/>
               <w:left w:val="single" w:sz="4" w:color="808080"/>
@@ -1768,36 +1506,7 @@
                 <w:rFonts w:ascii="Cambria" w:hAnsi="Cambria" w:cs="Cambria" w:eastAsia="Cambria"/>
                 <w:sz w:val="21"/>
               </w:rPr>
-              <w:t>calm</w:t>
-            </w:r>
-          </w:p>
-        </w:tc>
-        <w:tc>
-          <w:tcPr>
-            <w:tcW w:type="dxa" w:w="1814"/>
-            <w:tcBorders>
-              <w:top w:val="single" w:sz="4" w:color="808080"/>
-              <w:left w:val="single" w:sz="4" w:color="808080"/>
-              <w:bottom w:val="single" w:sz="4" w:color="808080"/>
-              <w:right w:val="single" w:sz="4" w:color="808080"/>
-            </w:tcBorders>
-            <w:tcMar>
-              <w:top w:w="60" w:type="dxa"/>
-              <w:left w:w="100" w:type="dxa"/>
-              <w:bottom w:w="60" w:type="dxa"/>
-              <w:right w:w="100" w:type="dxa"/>
-            </w:tcMar>
-          </w:tcPr>
-          <w:p>
-            <w:pPr>
-              <w:spacing w:before="40" w:after="40"/>
-            </w:pPr>
-            <w:r>
-              <w:rPr>
-                <w:rFonts w:ascii="Cambria" w:hAnsi="Cambria" w:cs="Cambria" w:eastAsia="Cambria"/>
-                <w:sz w:val="21"/>
-              </w:rPr>
-              <w:t>credibilă (de confirmat)</w:t>
+              <w:t>credibilă – ton calm, surse citate</w:t>
             </w:r>
           </w:p>
         </w:tc>
@@ -1808,7 +1517,7 @@
         </w:trPr>
         <w:tc>
           <w:tcPr>
-            <w:tcW w:type="dxa" w:w="2154"/>
+            <w:tcW w:type="dxa" w:w="2551"/>
             <w:tcBorders>
               <w:top w:val="single" w:sz="4" w:color="808080"/>
               <w:left w:val="single" w:sz="4" w:color="808080"/>
@@ -1837,7 +1546,7 @@
         </w:tc>
         <w:tc>
           <w:tcPr>
-            <w:tcW w:type="dxa" w:w="1701"/>
+            <w:tcW w:type="dxa" w:w="2551"/>
             <w:tcBorders>
               <w:top w:val="single" w:sz="4" w:color="808080"/>
               <w:left w:val="single" w:sz="4" w:color="808080"/>
@@ -1866,36 +1575,7 @@
         </w:tc>
         <w:tc>
           <w:tcPr>
-            <w:tcW w:type="dxa" w:w="1134"/>
-            <w:tcBorders>
-              <w:top w:val="single" w:sz="4" w:color="808080"/>
-              <w:left w:val="single" w:sz="4" w:color="808080"/>
-              <w:bottom w:val="single" w:sz="4" w:color="808080"/>
-              <w:right w:val="single" w:sz="4" w:color="808080"/>
-            </w:tcBorders>
-            <w:tcMar>
-              <w:top w:w="60" w:type="dxa"/>
-              <w:left w:w="100" w:type="dxa"/>
-              <w:bottom w:w="60" w:type="dxa"/>
-              <w:right w:w="100" w:type="dxa"/>
-            </w:tcMar>
-          </w:tcPr>
-          <w:p>
-            <w:pPr>
-              <w:spacing w:before="40" w:after="40"/>
-            </w:pPr>
-            <w:r>
-              <w:rPr>
-                <w:rFonts w:ascii="Cambria" w:hAnsi="Cambria" w:cs="Cambria" w:eastAsia="Cambria"/>
-                <w:sz w:val="21"/>
-              </w:rPr>
-              <w:t>apare</w:t>
-            </w:r>
-          </w:p>
-        </w:tc>
-        <w:tc>
-          <w:tcPr>
-            <w:tcW w:type="dxa" w:w="1587"/>
+            <w:tcW w:type="dxa" w:w="2551"/>
             <w:tcBorders>
               <w:top w:val="single" w:sz="4" w:color="808080"/>
               <w:left w:val="single" w:sz="4" w:color="808080"/>
@@ -1924,7 +1604,7 @@
         </w:tc>
         <w:tc>
           <w:tcPr>
-            <w:tcW w:type="dxa" w:w="1814"/>
+            <w:tcW w:type="dxa" w:w="2551"/>
             <w:tcBorders>
               <w:top w:val="single" w:sz="4" w:color="808080"/>
               <w:left w:val="single" w:sz="4" w:color="808080"/>
@@ -1947,13 +1627,44 @@
                 <w:rFonts w:ascii="Cambria" w:hAnsi="Cambria" w:cs="Cambria" w:eastAsia="Cambria"/>
                 <w:sz w:val="21"/>
               </w:rPr>
-              <w:t>calm</w:t>
+              <w:t>credibilă – sursă oficială</w:t>
             </w:r>
           </w:p>
         </w:tc>
+      </w:tr>
+    </w:tbl>
+    <w:p>
+      <w:pPr>
+        <w:spacing w:after="40"/>
+      </w:pPr>
+    </w:p>
+    <w:p>
+      <w:pPr>
+        <w:keepNext/>
+        <w:spacing w:before="80" w:after="60"/>
+      </w:pPr>
+      <w:r>
+        <w:rPr>
+          <w:rFonts w:ascii="Cambria" w:hAnsi="Cambria" w:cs="Cambria" w:eastAsia="Cambria"/>
+          <w:b/>
+          <w:sz w:val="24"/>
+        </w:rPr>
+        <w:t>Model de concluzie (completezi cu cuvintele tale)</w:t>
+      </w:r>
+    </w:p>
+    <w:tbl>
+      <w:tblPr>
+        <w:tblW w:type="auto" w:w="0"/>
+        <w:jc w:val="center"/>
+        <w:tblLook w:firstColumn="1" w:firstRow="1" w:lastColumn="0" w:lastRow="0" w:noHBand="0" w:noVBand="1" w:val="04A0"/>
+      </w:tblPr>
+      <w:tblGrid>
+        <w:gridCol w:w="10206"/>
+      </w:tblGrid>
+      <w:tr>
         <w:tc>
           <w:tcPr>
-            <w:tcW w:type="dxa" w:w="1814"/>
+            <w:tcW w:type="dxa" w:w="10205"/>
             <w:tcBorders>
               <w:top w:val="single" w:sz="4" w:color="808080"/>
               <w:left w:val="single" w:sz="4" w:color="808080"/>
@@ -1966,17 +1677,42 @@
               <w:bottom w:w="60" w:type="dxa"/>
               <w:right w:w="100" w:type="dxa"/>
             </w:tcMar>
+            <w:shd w:val="clear" w:color="auto" w:fill="F2F2F2"/>
           </w:tcPr>
           <w:p>
             <w:pPr>
-              <w:spacing w:before="40" w:after="40"/>
+              <w:spacing w:before="20" w:after="20"/>
             </w:pPr>
             <w:r>
               <w:rPr>
                 <w:rFonts w:ascii="Cambria" w:hAnsi="Cambria" w:cs="Cambria" w:eastAsia="Cambria"/>
-                <w:sz w:val="21"/>
+                <w:sz w:val="22"/>
               </w:rPr>
-              <w:t>credibilă</w:t>
+              <w:t>Mesajul este [adevărat / fals].</w:t>
+            </w:r>
+          </w:p>
+          <w:p>
+            <w:pPr>
+              <w:spacing w:before="20" w:after="20"/>
+            </w:pPr>
+            <w:r>
+              <w:rPr>
+                <w:rFonts w:ascii="Cambria" w:hAnsi="Cambria" w:cs="Cambria" w:eastAsia="Cambria"/>
+                <w:sz w:val="22"/>
+              </w:rPr>
+              <w:t>Mă bazez pe [ce surse și de ce le cred].</w:t>
+            </w:r>
+          </w:p>
+          <w:p>
+            <w:pPr>
+              <w:spacing w:before="20" w:after="20"/>
+            </w:pPr>
+            <w:r>
+              <w:rPr>
+                <w:rFonts w:ascii="Cambria" w:hAnsi="Cambria" w:cs="Cambria" w:eastAsia="Cambria"/>
+                <w:sz w:val="22"/>
+              </w:rPr>
+              <w:t>Îi spun lui Radu să [ce să facă: nu-l trimite mai departe, îl șterge etc.].</w:t>
             </w:r>
           </w:p>
         </w:tc>
@@ -2186,7 +1922,7 @@
           <w:color w:val="595959"/>
           <w:sz w:val="22"/>
         </w:rPr>
-        <w:t>: le spui în cuvintele tale. Dacă citezi o frază, o pui între ghilimele și scrii de unde e.</w:t>
+        <w:t>: le spui în cuvintele tale. Dacă citezi o frază, o pui între ghilimele.</w:t>
       </w:r>
     </w:p>
     <w:p>
@@ -2237,7 +1973,7 @@
           <w:rFonts w:ascii="Cambria" w:hAnsi="Cambria" w:cs="Cambria" w:eastAsia="Cambria"/>
           <w:sz w:val="24"/>
         </w:rPr>
-        <w:t>, fiecare cu link.</w:t>
+        <w:t>, fiecare cu link în tabel.</w:t>
       </w:r>
     </w:p>
     <w:p>
@@ -2258,22 +1994,7 @@
           <w:rFonts w:ascii="Cambria" w:hAnsi="Cambria" w:cs="Cambria" w:eastAsia="Cambria"/>
           <w:sz w:val="24"/>
         </w:rPr>
-        <w:t xml:space="preserve">Tabelul e un </w:t>
-      </w:r>
-      <w:r>
-        <w:rPr>
-          <w:rFonts w:ascii="Cambria" w:hAnsi="Cambria" w:cs="Cambria" w:eastAsia="Cambria"/>
-          <w:b/>
-          <w:sz w:val="24"/>
-        </w:rPr>
-        <w:t>tabel real</w:t>
-      </w:r>
-      <w:r>
-        <w:rPr>
-          <w:rFonts w:ascii="Cambria" w:hAnsi="Cambria" w:cs="Cambria" w:eastAsia="Cambria"/>
-          <w:sz w:val="24"/>
-        </w:rPr>
-        <w:t xml:space="preserve"> din Word, cu antet, nu text aliniat cu spații.</w:t>
+        <w:t>Fiecare rând al tabelului e completat (sursa, cine a scris, citează surse, verdict).</w:t>
       </w:r>
     </w:p>
     <w:p>
@@ -2294,28 +2015,7 @@
           <w:rFonts w:ascii="Cambria" w:hAnsi="Cambria" w:cs="Cambria" w:eastAsia="Cambria"/>
           <w:sz w:val="24"/>
         </w:rPr>
-        <w:t>Fiecare sursă are completate: cine, când, citează surse, ton, verdict.</w:t>
-      </w:r>
-    </w:p>
-    <w:p>
-      <w:pPr>
-        <w:spacing w:before="0" w:after="60"/>
-        <w:ind w:left="510" w:hanging="397"/>
-      </w:pPr>
-      <w:r>
-        <w:rPr>
-          <w:rFonts w:ascii="Cambria" w:hAnsi="Cambria" w:cs="Cambria" w:eastAsia="Cambria"/>
-          <w:sz w:val="24"/>
-        </w:rPr>
-        <w:t>☐</w:t>
-        <w:tab/>
-      </w:r>
-      <w:r>
-        <w:rPr>
-          <w:rFonts w:ascii="Cambria" w:hAnsi="Cambria" w:cs="Cambria" w:eastAsia="Cambria"/>
-          <w:sz w:val="24"/>
-        </w:rPr>
-        <w:t>Concluzia are 3–4 propoziții complete, cu diacritice.</w:t>
+        <w:t>Concluzia are 3 propoziții complete, cu diacritice.</w:t>
       </w:r>
     </w:p>
     <w:p>
@@ -2588,7 +2288,7 @@
                 <w:rFonts w:ascii="Cambria" w:hAnsi="Cambria" w:cs="Cambria" w:eastAsia="Cambria"/>
                 <w:sz w:val="21"/>
               </w:rPr>
-              <w:t>Tabel cu 3 surse, concluzie și listă de surse</w:t>
+              <w:t>Tabel cu 3 surse și concluzie completată</w:t>
             </w:r>
           </w:p>
         </w:tc>
@@ -2703,7 +2403,7 @@
                 <w:rFonts w:ascii="Cambria" w:hAnsi="Cambria" w:cs="Cambria" w:eastAsia="Cambria"/>
                 <w:sz w:val="21"/>
               </w:rPr>
-              <w:t>Surse de tipuri diferite; evaluare corectă (autor, dată, citări, ton)</w:t>
+              <w:t>Surse de tipuri diferite; evaluare corectă (autor, citări, ton)</w:t>
             </w:r>
           </w:p>
         </w:tc>
@@ -2933,7 +2633,7 @@
                 <w:rFonts w:ascii="Cambria" w:hAnsi="Cambria" w:cs="Cambria" w:eastAsia="Cambria"/>
                 <w:sz w:val="21"/>
               </w:rPr>
-              <w:t>Căutare cu cuvinte-cheie și ghilimele; tabel real în Word</w:t>
+              <w:t>Căutare cu cuvinte-cheie și ghilimele; tabel completat în Word</w:t>
             </w:r>
           </w:p>
         </w:tc>
@@ -3048,7 +2748,7 @@
                 <w:rFonts w:ascii="Cambria" w:hAnsi="Cambria" w:cs="Cambria" w:eastAsia="Cambria"/>
                 <w:sz w:val="21"/>
               </w:rPr>
-              <w:t>Cuvinte proprii; citatele între ghilimele; surse cu link</w:t>
+              <w:t>Cuvinte proprii; citatele între ghilimele; linkul fiecărei surse în tabel</w:t>
             </w:r>
           </w:p>
         </w:tc>

--- a/fise/Fisa_3_Detectivul_de_surse.docx
+++ b/fise/Fisa_3_Detectivul_de_surse.docx
@@ -551,6 +551,172 @@
     <w:p>
       <w:pPr>
         <w:keepNext/>
+        <w:spacing w:before="80" w:after="60"/>
+      </w:pPr>
+      <w:r>
+        <w:rPr>
+          <w:rFonts w:ascii="Cambria" w:hAnsi="Cambria" w:cs="Cambria" w:eastAsia="Cambria"/>
+          <w:b/>
+          <w:color w:val="1F3864"/>
+          <w:sz w:val="24"/>
+        </w:rPr>
+        <w:t>Legătura cu teoria – Ziua 2, Ora 5: Motoare de căutare, operatori, surse</w:t>
+      </w:r>
+    </w:p>
+    <w:p>
+      <w:pPr>
+        <w:spacing w:before="0" w:after="40"/>
+        <w:ind w:left="510" w:hanging="283"/>
+      </w:pPr>
+      <w:r>
+        <w:rPr>
+          <w:rFonts w:ascii="Cambria" w:hAnsi="Cambria" w:cs="Cambria" w:eastAsia="Cambria"/>
+          <w:sz w:val="23"/>
+        </w:rPr>
+        <w:t>•</w:t>
+        <w:tab/>
+      </w:r>
+      <w:r>
+        <w:rPr>
+          <w:rFonts w:ascii="Cambria" w:hAnsi="Cambria" w:cs="Cambria" w:eastAsia="Cambria"/>
+          <w:b/>
+          <w:sz w:val="23"/>
+        </w:rPr>
+        <w:t>Expresia exactă între ghilimele</w:t>
+      </w:r>
+      <w:r>
+        <w:rPr>
+          <w:rFonts w:ascii="Cambria" w:hAnsi="Cambria" w:cs="Cambria" w:eastAsia="Cambria"/>
+          <w:sz w:val="23"/>
+        </w:rPr>
+        <w:t xml:space="preserve">: </w:t>
+      </w:r>
+      <w:r>
+        <w:rPr>
+          <w:rFonts w:ascii="Consolas" w:hAnsi="Consolas" w:cs="Consolas" w:eastAsia="Consolas"/>
+          <w:sz w:val="21"/>
+        </w:rPr>
+        <w:t>"cerere de concediu"</w:t>
+      </w:r>
+      <w:r>
+        <w:rPr>
+          <w:rFonts w:ascii="Cambria" w:hAnsi="Cambria" w:cs="Cambria" w:eastAsia="Cambria"/>
+          <w:sz w:val="23"/>
+        </w:rPr>
+        <w:t xml:space="preserve">; </w:t>
+      </w:r>
+      <w:r>
+        <w:rPr>
+          <w:rFonts w:ascii="Consolas" w:hAnsi="Consolas" w:cs="Consolas" w:eastAsia="Consolas"/>
+          <w:sz w:val="21"/>
+        </w:rPr>
+        <w:t>site:</w:t>
+      </w:r>
+      <w:r>
+        <w:rPr>
+          <w:rFonts w:ascii="Cambria" w:hAnsi="Cambria" w:cs="Cambria" w:eastAsia="Cambria"/>
+          <w:sz w:val="23"/>
+        </w:rPr>
+        <w:t xml:space="preserve"> caută doar pe un domeniu.</w:t>
+      </w:r>
+    </w:p>
+    <w:p>
+      <w:pPr>
+        <w:spacing w:before="0" w:after="40"/>
+        <w:ind w:left="510" w:hanging="283"/>
+      </w:pPr>
+      <w:r>
+        <w:rPr>
+          <w:rFonts w:ascii="Cambria" w:hAnsi="Cambria" w:cs="Cambria" w:eastAsia="Cambria"/>
+          <w:sz w:val="23"/>
+        </w:rPr>
+        <w:t>•</w:t>
+        <w:tab/>
+      </w:r>
+      <w:r>
+        <w:rPr>
+          <w:rFonts w:ascii="Cambria" w:hAnsi="Cambria" w:cs="Cambria" w:eastAsia="Cambria"/>
+          <w:b/>
+          <w:sz w:val="23"/>
+        </w:rPr>
+        <w:t>Trei obiceiuri</w:t>
+      </w:r>
+      <w:r>
+        <w:rPr>
+          <w:rFonts w:ascii="Cambria" w:hAnsi="Cambria" w:cs="Cambria" w:eastAsia="Cambria"/>
+          <w:sz w:val="23"/>
+        </w:rPr>
+        <w:t>: verifici domeniul, cauți două-trei surse independente, mergi direct la instituție. Nu te oprești la primul rezultat.</w:t>
+      </w:r>
+    </w:p>
+    <w:p>
+      <w:pPr>
+        <w:keepNext/>
+        <w:spacing w:before="80" w:after="60"/>
+      </w:pPr>
+      <w:r>
+        <w:rPr>
+          <w:rFonts w:ascii="Cambria" w:hAnsi="Cambria" w:cs="Cambria" w:eastAsia="Cambria"/>
+          <w:b/>
+          <w:color w:val="1F3864"/>
+          <w:sz w:val="24"/>
+        </w:rPr>
+        <w:t>Legătura cu teoria – Ziua 3, Ora 11: Gândire critică</w:t>
+      </w:r>
+    </w:p>
+    <w:p>
+      <w:pPr>
+        <w:spacing w:before="0" w:after="40"/>
+        <w:ind w:left="510" w:hanging="283"/>
+      </w:pPr>
+      <w:r>
+        <w:rPr>
+          <w:rFonts w:ascii="Cambria" w:hAnsi="Cambria" w:cs="Cambria" w:eastAsia="Cambria"/>
+          <w:sz w:val="23"/>
+        </w:rPr>
+        <w:t>•</w:t>
+        <w:tab/>
+      </w:r>
+      <w:r>
+        <w:rPr>
+          <w:rFonts w:ascii="Cambria" w:hAnsi="Cambria" w:cs="Cambria" w:eastAsia="Cambria"/>
+          <w:b/>
+          <w:sz w:val="23"/>
+        </w:rPr>
+        <w:t>Cinci întrebări pentru orice sursă</w:t>
+      </w:r>
+      <w:r>
+        <w:rPr>
+          <w:rFonts w:ascii="Cambria" w:hAnsi="Cambria" w:cs="Cambria" w:eastAsia="Cambria"/>
+          <w:sz w:val="23"/>
+        </w:rPr>
+        <w:t>: cine scrie? unde apare? când a fost scris? cum sună? cu ce dovezi?</w:t>
+      </w:r>
+    </w:p>
+    <w:p>
+      <w:pPr>
+        <w:spacing w:before="0" w:after="40"/>
+        <w:ind w:left="510" w:hanging="283"/>
+      </w:pPr>
+      <w:r>
+        <w:rPr>
+          <w:rFonts w:ascii="Cambria" w:hAnsi="Cambria" w:cs="Cambria" w:eastAsia="Cambria"/>
+          <w:sz w:val="23"/>
+        </w:rPr>
+        <w:t>•</w:t>
+        <w:tab/>
+      </w:r>
+      <w:r>
+        <w:rPr>
+          <w:rFonts w:ascii="Cambria" w:hAnsi="Cambria" w:cs="Cambria" w:eastAsia="Cambria"/>
+          <w:sz w:val="23"/>
+        </w:rPr>
+        <w:t>Un text cu autor necunoscut, fără dată, ton triumfător și «studiile arată» fără niciun studiu are cinci semne roșii. Nu e sigur fals, dar nu avem motiv să-l credem.</w:t>
+      </w:r>
+    </w:p>
+    <w:p>
+      <w:pPr>
+        <w:keepNext/>
         <w:spacing w:before="160" w:after="80"/>
       </w:pPr>
       <w:r>
@@ -807,7 +973,7 @@
           <w:rFonts w:ascii="Cambria" w:hAnsi="Cambria" w:cs="Cambria" w:eastAsia="Cambria"/>
           <w:sz w:val="24"/>
         </w:rPr>
-        <w:t xml:space="preserve"> (credibilă / necredibilă / nu pot spune + un motiv scurt, de ex. «ton alarmist»).</w:t>
+        <w:t xml:space="preserve"> (credibilă / necredibilă / nu pot spune + motivul: cum sună, dacă are dată, de ex. «ton alarmist, fără dată»).</w:t>
       </w:r>
     </w:p>
     <w:p>
@@ -994,7 +1160,7 @@
           <w:b/>
           <w:sz w:val="24"/>
         </w:rPr>
-        <w:t>Cele 4 întrebări ale detectivului</w:t>
+        <w:t>Cele 5 întrebări din Ora 11 (Gândire critică), pe care le folosești pentru fiecare sursă</w:t>
       </w:r>
     </w:p>
     <w:p>
@@ -1016,14 +1182,22 @@
           <w:b/>
           <w:sz w:val="24"/>
         </w:rPr>
-        <w:t>Cine</w:t>
+        <w:t>Cine scrie?</w:t>
       </w:r>
       <w:r>
         <w:rPr>
           <w:rFonts w:ascii="Cambria" w:hAnsi="Cambria" w:cs="Cambria" w:eastAsia="Cambria"/>
           <w:sz w:val="24"/>
         </w:rPr>
-        <w:t xml:space="preserve"> a scris? (nume, instituție sau «anonim»)</w:t>
+        <w:t xml:space="preserve"> (nume, instituție sau «Admin» / anonim) → coloana </w:t>
+      </w:r>
+      <w:r>
+        <w:rPr>
+          <w:rFonts w:ascii="Cambria" w:hAnsi="Cambria" w:cs="Cambria" w:eastAsia="Cambria"/>
+          <w:i/>
+          <w:sz w:val="24"/>
+        </w:rPr>
+        <w:t>Cine a scris</w:t>
       </w:r>
     </w:p>
     <w:p>
@@ -1045,14 +1219,59 @@
           <w:b/>
           <w:sz w:val="24"/>
         </w:rPr>
-        <w:t>De unde știe?</w:t>
+        <w:t>Unde apare?</w:t>
       </w:r>
       <w:r>
         <w:rPr>
           <w:rFonts w:ascii="Cambria" w:hAnsi="Cambria" w:cs="Cambria" w:eastAsia="Cambria"/>
           <w:sz w:val="24"/>
         </w:rPr>
-        <w:t xml:space="preserve"> (citează surse sau doar «mi-a spus cineva»)</w:t>
+        <w:t xml:space="preserve"> (presă, site oficial, blog, rețea de socializare) → coloana </w:t>
+      </w:r>
+      <w:r>
+        <w:rPr>
+          <w:rFonts w:ascii="Cambria" w:hAnsi="Cambria" w:cs="Cambria" w:eastAsia="Cambria"/>
+          <w:i/>
+          <w:sz w:val="24"/>
+        </w:rPr>
+        <w:t>Sursa</w:t>
+      </w:r>
+    </w:p>
+    <w:p>
+      <w:pPr>
+        <w:spacing w:before="0" w:after="40"/>
+        <w:ind w:left="510" w:hanging="283"/>
+      </w:pPr>
+      <w:r>
+        <w:rPr>
+          <w:rFonts w:ascii="Cambria" w:hAnsi="Cambria" w:cs="Cambria" w:eastAsia="Cambria"/>
+          <w:sz w:val="24"/>
+        </w:rPr>
+        <w:t>•</w:t>
+        <w:tab/>
+      </w:r>
+      <w:r>
+        <w:rPr>
+          <w:rFonts w:ascii="Cambria" w:hAnsi="Cambria" w:cs="Cambria" w:eastAsia="Cambria"/>
+          <w:b/>
+          <w:sz w:val="24"/>
+        </w:rPr>
+        <w:t>Când a fost scris?</w:t>
+      </w:r>
+      <w:r>
+        <w:rPr>
+          <w:rFonts w:ascii="Cambria" w:hAnsi="Cambria" w:cs="Cambria" w:eastAsia="Cambria"/>
+          <w:sz w:val="24"/>
+        </w:rPr>
+        <w:t xml:space="preserve"> (data apare sau lipsește) → notezi la </w:t>
+      </w:r>
+      <w:r>
+        <w:rPr>
+          <w:rFonts w:ascii="Cambria" w:hAnsi="Cambria" w:cs="Cambria" w:eastAsia="Cambria"/>
+          <w:i/>
+          <w:sz w:val="24"/>
+        </w:rPr>
+        <w:t>Verdict</w:t>
       </w:r>
     </w:p>
     <w:p>
@@ -1081,7 +1300,15 @@
           <w:rFonts w:ascii="Cambria" w:hAnsi="Cambria" w:cs="Cambria" w:eastAsia="Cambria"/>
           <w:sz w:val="24"/>
         </w:rPr>
-        <w:t xml:space="preserve"> (calm și precis sau alarmist, cu MAJUSCULE și semne de exclamare)</w:t>
+        <w:t xml:space="preserve"> (calm și precis sau alarmist, cu MAJUSCULE) → notezi la </w:t>
+      </w:r>
+      <w:r>
+        <w:rPr>
+          <w:rFonts w:ascii="Cambria" w:hAnsi="Cambria" w:cs="Cambria" w:eastAsia="Cambria"/>
+          <w:i/>
+          <w:sz w:val="24"/>
+        </w:rPr>
+        <w:t>Verdict</w:t>
       </w:r>
     </w:p>
     <w:p>
@@ -1103,14 +1330,22 @@
           <w:b/>
           <w:sz w:val="24"/>
         </w:rPr>
-        <w:t>Mai spune și altcineva</w:t>
+        <w:t>Cu ce dovezi?</w:t>
       </w:r>
       <w:r>
         <w:rPr>
           <w:rFonts w:ascii="Cambria" w:hAnsi="Cambria" w:cs="Cambria" w:eastAsia="Cambria"/>
           <w:sz w:val="24"/>
         </w:rPr>
-        <w:t xml:space="preserve"> același lucru, în surse independente?</w:t>
+        <w:t xml:space="preserve"> (linkuri, documente, nume sau doar «mi-a spus cineva») → coloana </w:t>
+      </w:r>
+      <w:r>
+        <w:rPr>
+          <w:rFonts w:ascii="Cambria" w:hAnsi="Cambria" w:cs="Cambria" w:eastAsia="Cambria"/>
+          <w:i/>
+          <w:sz w:val="24"/>
+        </w:rPr>
+        <w:t>Citează surse?</w:t>
       </w:r>
     </w:p>
     <w:p>
